--- a/kaggle/dataset/manuscript/IJMR_DEAI_first_page_file_2026-04-23.docx
+++ b/kaggle/dataset/manuscript/IJMR_DEAI_first_page_file_2026-04-23.docx
@@ -209,7 +209,7 @@
         </w:rPr>
         <w:t>Data sharing statement:</w:t>
         <w:br/>
-        <w:t>Derived tables, figures, and scripts are available in the project workspace; source public data are available from LASI/IIPS and related public reports.</w:t>
+        <w:t>Derived tables, figures, reproducible scripts, and the public release package are available at https://github.com/hssling/deai-ecological-validation-india; source public data are available from LASI/IIPS and related public reports.</w:t>
       </w:r>
     </w:p>
     <w:p>
@@ -222,7 +222,7 @@
         </w:rPr>
         <w:t>Declaration of Artificial Intelligence (AI) in scientific writing:</w:t>
         <w:br/>
-        <w:t>Computational tools were used for data processing, reproducible analysis, document assembly, and formatting support. Final responsibility for the scientific content rests with the author.</w:t>
+        <w:t>Computational tools were used for data processing, reproducible analysis, document assembly, language editing support, and formatting support. Final responsibility for the scientific content rests with the author.</w:t>
       </w:r>
     </w:p>
     <w:p>
@@ -235,7 +235,7 @@
         </w:rPr>
         <w:t>Word count (excluding abstract, tables, figures, acknowledgment, key messages, and references):</w:t>
         <w:br/>
-        <w:t>1773</w:t>
+        <w:t>1779</w:t>
       </w:r>
     </w:p>
     <w:p>
